--- a/formal_choptuik/monographs/en/Monograph_II_Gaps_EN.docx
+++ b/formal_choptuik/monographs/en/Monograph_II_Gaps_EN.docx
@@ -173,7 +173,7 @@
                 <w:sz w:val="24"/>
                 <w:szCs w:val="24"/>
               </w:rPr>
-              <w:t xml:space="preserve">Version 0.3.0 · Nalchik · 2026</w:t>
+              <w:t>Nalchik · 2026</w:t>
             </w:r>
           </w:p>
           <w:p>
@@ -275,6 +275,21 @@
           <w:szCs w:val="24"/>
         </w:rPr>
         <w:t xml:space="preserve">A full comparative study of the proof assistants Isabelle/HOL, Coq/Rocq and Lean 4 is carried out against the criteria of logic, library coverage, automation and Python integration; the choice of Lean 4 with mathlib is justified. The technical specification is stated: the Lean 4 + Lake environment, the modular Choptuik.* organization, the CI discipline with axiom and sorried-fragment audits, the axiomatic base of the three standard axioms (Classical.choice, propext, Quot.sound), and regression-locking of the bridge protocol.</w:t>
+      </w:r>
+    </w:p>
+    <w:p>
+      <w:pPr>
+        <w:spacing w:after="80"/>
+        <w:ind w:firstLine="480"/>
+        <w:jc w:val="both"/>
+      </w:pPr>
+      <w:r>
+        <w:rPr>
+          <w:rFonts w:ascii="Times New Roman" w:hAnsi="Times New Roman"/>
+          <w:color w:val="242424"/>
+          <w:sz w:val="24"/>
+        </w:rPr>
+        <w:t>Programme status note. Since this volume was written, the programme has advanced: the theory tree is obligation-free (no sorry) and axiom-clean, interval arithmetic (gap G5) is resolved with proved soundness theorems, the axiomatic base (G6) is fixed and CI-enforced, and the Lean⇄Python bridge carries a live certificate channel whose exact rational artifacts are verified in Lean and discharged into the headline theorems. This volume keeps its original roadmap perspective; the audit-style snapshot of the current state is given in Volume III of the series, “The Certificate Channel and the Architecture of Trust.”</w:t>
       </w:r>
     </w:p>
     <w:p>
@@ -2205,7 +2220,7 @@
           <w:sz w:val="24"/>
           <w:szCs w:val="24"/>
         </w:rPr>
-        <w:t xml:space="preserve">G4 (High) — the bridge between formal proof and numerical computation. Without a typed channel, numerical data cannot enter proofs and formal constants cannot be checked numerically. The solution is a ZeroMQ protocol with six methods and regression-locked changes; the engineering closes in Phase I. G5 (Medium) — interval arithmetic: strict error bounds inheriting the ideology of the Reiterer–Trubowitz integer certificates. The Python wing already implements an Interval class with directed rounding via math.nextafter; on the Lean side the correctness of the operations must be proved — a Phase I task that closes together with mul_sound.</w:t>
+        <w:t>G4 (High) — the bridge between formal proof and numerical computation. Without a typed channel, numerical data cannot enter proofs and formal constants cannot be checked numerically. The solution is a ZeroMQ protocol with seven methods and regression-locked changes; the engineering closes in Phase I. G5 (Medium) — interval arithmetic: strict error bounds inheriting the ideology of the Reiterer–Trubowitz integer certificates. The Python wing already implements an Interval class with directed rounding via math.nextafter; on the Lean side the correctness of the operations must be proved — a Phase I task that closes together with mul_sound.</w:t>
       </w:r>
     </w:p>
     <w:p>
@@ -5199,7 +5214,7 @@
           <w:sz w:val="24"/>
           <w:szCs w:val="24"/>
         </w:rPr>
-        <w:t xml:space="preserve">Integration with Python follows the architecture of Volume I: a Lean client, ZeroMQ REQ/REP, the JSON protocol version 1.0, six methods, regression-locked protocol changes. Quality control is fourfold: lake build with the axiom and sorry-tag auditors; pytest for the service (14 regression tests including protocol tests); the data regeneration test from seed 1993; and review of the natural-language comments — every formal fragment must carry an explanation of its place in the proof tree. The workflow is Git with per-task branches; every significant mathematical idea is first fixed as prose in the blueprint, then as code.</w:t>
+        <w:t>Integration with Python follows the architecture of Volume I: a Lean client, ZeroMQ REQ/REP, the JSON protocol version 1.1, seven methods, regression-locked protocol changes. Quality control is fourfold: lake build with the axiom and sorry-tag auditors; pytest for the service (65 regression tests including protocol tests); the data regeneration test from seed 1993; and review of the natural-language comments — every formal fragment must carry an explanation of its place in the proof tree. The workflow is Git with per-task branches; every significant mathematical idea is first fixed as prose in the blueprint, then as code.</w:t>
       </w:r>
     </w:p>
     <w:p>
@@ -5458,7 +5473,7 @@
                 <w:sz w:val="20"/>
                 <w:szCs w:val="20"/>
               </w:rPr>
-              <w:t xml:space="preserve">pytest (14 tests)</w:t>
+              <w:t>pytest (65 tests)</w:t>
             </w:r>
           </w:p>
         </w:tc>
